--- a/public/templates/documentos/contrato-partido-template.docx
+++ b/public/templates/documentos/contrato-partido-template.docx
@@ -96,21 +96,21 @@
           <w:sz w:val="24"/>
           <w:szCs w:val="24"/>
         </w:rPr>
-        <w:t>{{NOME_CLIENTE}}</w:t>
-      </w:r>
-      <w:r>
-        <w:rPr>
-          <w:sz w:val="24"/>
-          <w:szCs w:val="24"/>
-        </w:rPr>
-        <w:t xml:space="preserve">, inscrito no Cadastro Nacional da Pessoa Jurídica – CNPJ/MF sob o nº {{CPF_CNPJ}}, com endereço à {{ENDERECO}}</w:t>
-      </w:r>
-      <w:r>
-        <w:rPr>
-          <w:sz w:val="24"/>
-          <w:szCs w:val="24"/>
-        </w:rPr>
-        <w:t xml:space="preserve">, representado neste ato pelos sócios </w:t>
+        <w:t>SYNCRONY-HEART COMÉRCIO E REPRESENTAÇÕES LTDA.</w:t>
+      </w:r>
+      <w:r>
+        <w:rPr>
+          <w:sz w:val="24"/>
+          <w:szCs w:val="24"/>
+        </w:rPr>
+        <w:t xml:space="preserve">, inscrito no Cadastro Nacional da Pessoa Jurídica – CNPJ/MF sob o nº 02.053.126/0001-50, com endereço à avenida Francisco Sales, nº 329, salas 801, 802 e 803, bairro Floresta – </w:t>
+      </w:r>
+      <w:r>
+        <w:rPr>
+          <w:sz w:val="24"/>
+          <w:szCs w:val="24"/>
+        </w:rPr>
+        <w:t xml:space="preserve">Belo Horizonte/MG – CEP: 30.150-220, representado neste ato pelos sócios </w:t>
       </w:r>
       <w:r>
         <w:rPr>
@@ -121,7 +121,7 @@
           <w:sz w:val="24"/>
           <w:szCs w:val="24"/>
         </w:rPr>
-        <w:t xml:space="preserve">{{REPRESENTANTE_LEGAL}}</w:t>
+        <w:t xml:space="preserve">JORGE LUIZ MACHADO </w:t>
       </w:r>
       <w:r>
         <w:rPr>
@@ -139,7 +139,7 @@
           <w:sz w:val="24"/>
           <w:szCs w:val="24"/>
         </w:rPr>
-        <w:t/>
+        <w:t>ALEXANDRE MACHADO</w:t>
       </w:r>
       <w:r>
         <w:rPr>
@@ -446,7 +446,7 @@
           <w:sz w:val="24"/>
           <w:szCs w:val="24"/>
         </w:rPr>
-        <w:t>, acompanhamento de processos judiciais e administrativos fiscais, e como causídicos perante o Poder Judiciário nas seguintes áreas: {{AREAS_EXCLUIDAS}}.</w:t>
+        <w:t>, acompanhamento de processos judiciais e administrativos fiscais, e como causídicos perante o Poder Judiciário nas seguintes áreas: Direito Civil, Empresarial, Falimentar, Administrativo, Bancário, Consumerista, Aduaneiro, Tributário e Trabalhista.</w:t>
       </w:r>
     </w:p>
     <w:p>
@@ -898,7 +898,7 @@
           <w:sz w:val="24"/>
           <w:szCs w:val="24"/>
         </w:rPr>
-        <w:t>ncia a partir de {{VIGENCIA_INICIO}} a {{VIGENCIA_FIM}}.</w:t>
+        <w:t>ncia a partir de 10 de janeiro de 2020 a 09 de janeiro de 2021.</w:t>
       </w:r>
     </w:p>
     <w:p>
@@ -1370,7 +1370,7 @@
           <w:sz w:val="24"/>
           <w:szCs w:val="24"/>
         </w:rPr>
-        <w:t>ncia de {{HONORARIOS}} (um v</w:t>
+        <w:t>ncia de 1,35 (um v</w:t>
       </w:r>
       <w:r>
         <w:rPr>
@@ -1549,7 +1549,7 @@
           <w:sz w:val="24"/>
           <w:szCs w:val="24"/>
         </w:rPr>
-        <w:t>o dia {{VENCIMENTO}} de cada m</w:t>
+        <w:t>o dia 10 de cada m</w:t>
       </w:r>
       <w:r>
         <w:rPr>
@@ -1589,7 +1589,7 @@
           <w:sz w:val="24"/>
           <w:szCs w:val="24"/>
         </w:rPr>
-        <w:t>{{PRIMEIRA_PARCELA}};</w:t>
+        <w:t>10 de fevereiro de 2020;</w:t>
       </w:r>
     </w:p>
     <w:p>
@@ -2055,7 +2055,7 @@
           <w:sz w:val="24"/>
           <w:szCs w:val="24"/>
         </w:rPr>
-        <w:t>rios, {{PERCENTUAL_EXITO}} sobre o valor da condena</w:t>
+        <w:t>rios, 7% (sete por cento) sobre o valor da condena</w:t>
       </w:r>
       <w:r>
         <w:rPr>
@@ -4754,7 +4754,7 @@
           <w:sz w:val="24"/>
           <w:szCs w:val="24"/>
         </w:rPr>
-        <w:t>{{LOCAL_DATA}}</w:t>
+        <w:t>Belo Horizonte, 09 de janeiro de 2020</w:t>
       </w:r>
     </w:p>
     <w:p>
@@ -4838,7 +4838,7 @@
           <w:sz w:val="24"/>
           <w:szCs w:val="24"/>
         </w:rPr>
-        <w:t>{{NOME_CLIENTE}}</w:t>
+        <w:t>SYNCRONY-HEART COM. E REP. LTDA.</w:t>
       </w:r>
       <w:r>
         <w:rPr>
@@ -4860,7 +4860,7 @@
           <w:sz w:val="24"/>
           <w:szCs w:val="24"/>
         </w:rPr>
-        <w:t>{{REPRESENTANTE_LEGAL}}</w:t>
+        <w:t>JORGE LUIZ MACHADO</w:t>
       </w:r>
     </w:p>
     <w:p>
@@ -5064,7 +5064,7 @@
           <w:sz w:val="24"/>
           <w:szCs w:val="24"/>
         </w:rPr>
-        <w:t/>
+        <w:t>ALEXANDRE MACHADO</w:t>
       </w:r>
       <w:r>
         <w:rPr>

--- a/public/templates/documentos/contrato-partido-template.docx
+++ b/public/templates/documentos/contrato-partido-template.docx
@@ -96,14 +96,14 @@
           <w:sz w:val="24"/>
           <w:szCs w:val="24"/>
         </w:rPr>
-        <w:t>SYNCRONY-HEART COMÉRCIO E REPRESENTAÇÕES LTDA.</w:t>
-      </w:r>
-      <w:r>
-        <w:rPr>
-          <w:sz w:val="24"/>
-          <w:szCs w:val="24"/>
-        </w:rPr>
-        <w:t xml:space="preserve">, inscrito no Cadastro Nacional da Pessoa Jurídica – CNPJ/MF sob o nº 02.053.126/0001-50, com endereço à avenida Francisco Sales, nº 329, salas 801, 802 e 803, bairro Floresta – </w:t>
+        <w:t>{{NOME_CLIENTE}}</w:t>
+      </w:r>
+      <w:r>
+        <w:rPr>
+          <w:sz w:val="24"/>
+          <w:szCs w:val="24"/>
+        </w:rPr>
+        <w:t xml:space="preserve">, inscrito no Cadastro Nacional da Pessoa Jurídica – CNPJ/MF sob o nº {{CPF_CNPJ}}, com endereço à avenida Francisco Sales, nº 329, salas 801, 802 e 803, bairro Floresta – </w:t>
       </w:r>
       <w:r>
         <w:rPr>
@@ -446,7 +446,7 @@
           <w:sz w:val="24"/>
           <w:szCs w:val="24"/>
         </w:rPr>
-        <w:t>, acompanhamento de processos judiciais e administrativos fiscais, e como causídicos perante o Poder Judiciário nas seguintes áreas: Direito Civil, Empresarial, Falimentar, Administrativo, Bancário, Consumerista, Aduaneiro, Tributário e Trabalhista.</w:t>
+        <w:t>, acompanhamento de processos judiciais e administrativos fiscais, e como causídicos perante o Poder Judiciário nas seguintes áreas: {{AREAS_EXCLUIDAS}}</w:t>
       </w:r>
     </w:p>
     <w:p>
@@ -898,7 +898,7 @@
           <w:sz w:val="24"/>
           <w:szCs w:val="24"/>
         </w:rPr>
-        <w:t>ncia a partir de 10 de janeiro de 2020 a 09 de janeiro de 2021.</w:t>
+        <w:t>ncia a partir de {{VIGENCIA_INICIO}} a {{VIGENCIA_FIM}}.</w:t>
       </w:r>
     </w:p>
     <w:p>
@@ -2055,7 +2055,7 @@
           <w:sz w:val="24"/>
           <w:szCs w:val="24"/>
         </w:rPr>
-        <w:t>rios, 7% (sete por cento) sobre o valor da condena</w:t>
+        <w:t>rios, {{PERCENTUAL_EXITO}} sobre o valor da condena</w:t>
       </w:r>
       <w:r>
         <w:rPr>
@@ -4838,7 +4838,7 @@
           <w:sz w:val="24"/>
           <w:szCs w:val="24"/>
         </w:rPr>
-        <w:t>SYNCRONY-HEART COM. E REP. LTDA.</w:t>
+        <w:t>{{NOME_CLIENTE}}</w:t>
       </w:r>
       <w:r>
         <w:rPr>
